--- a/templates/W3-61-25A.docx
+++ b/templates/W3-61-25A.docx
@@ -169,7 +169,7 @@
           <w:sz w:val="28"/>
           <w:szCs w:val="28"/>
         </w:rPr>
-        <w:t>□初檢</w:t>
+        <w:t>{{FIRSTCK}}初檢</w:t>
       </w:r>
       <w:r>
         <w:rPr>
@@ -185,7 +185,7 @@
           <w:sz w:val="28"/>
           <w:szCs w:val="28"/>
         </w:rPr>
-        <w:t>□複檢</w:t>
+        <w:t>{{RECK}}複檢</w:t>
       </w:r>
       <w:r>
         <w:rPr>

--- a/templates/W3-61-25A.docx
+++ b/templates/W3-61-25A.docx
@@ -59,7 +59,7 @@
           <w:sz w:val="28"/>
           <w:szCs w:val="28"/>
         </w:rPr>
-        <w:t>□</w:t>
+        <w:t>{{CKBOXC}}</w:t>
       </w:r>
       <w:r>
         <w:rPr>
@@ -100,7 +100,7 @@
           <w:sz w:val="28"/>
           <w:szCs w:val="28"/>
         </w:rPr>
-        <w:t xml:space="preserve">            □</w:t>
+        <w:t xml:space="preserve">            {{CKBOXM}}</w:t>
       </w:r>
       <w:r>
         <w:rPr>
@@ -109,7 +109,7 @@
           <w:sz w:val="28"/>
           <w:szCs w:val="28"/>
         </w:rPr>
-        <w:t>變更□重新</w:t>
+        <w:t>變更{{CKBOXR}}重新</w:t>
       </w:r>
     </w:p>
     <w:p>

--- a/templates/W3-61-25A.docx
+++ b/templates/W3-61-25A.docx
@@ -9,8 +9,8 @@
         <w:rPr>
           <w:rFonts w:ascii="標楷體" w:eastAsia="標楷體" w:hAnsi="標楷體" w:cs="標楷體" w:hint="eastAsia"/>
           <w:b/>
-          <w:sz w:val="28"/>
-          <w:szCs w:val="28"/>
+          <w:sz w:val="26"/>
+          <w:szCs w:val="26"/>
         </w:rPr>
       </w:pPr>
       <w:r>
@@ -18,18 +18,18 @@
           <w:rFonts w:ascii="標楷體" w:eastAsia="標楷體" w:cs="標楷體"/>
           <w:b/>
           <w:bCs/>
-          <w:sz w:val="28"/>
-          <w:szCs w:val="28"/>
+          <w:sz w:val="26"/>
+          <w:szCs w:val="26"/>
         </w:rPr>
-        <w:t xml:space="preserve">( </w:t>
+        <w:t xml:space="preserve">(</w:t>
       </w:r>
       <w:r>
         <w:rPr>
           <w:rFonts w:ascii="標楷體" w:eastAsia="標楷體" w:cs="標楷體" w:hint="eastAsia"/>
           <w:b/>
           <w:bCs/>
-          <w:sz w:val="28"/>
-          <w:szCs w:val="28"/>
+          <w:sz w:val="26"/>
+          <w:szCs w:val="26"/>
         </w:rPr>
         <w:t>{{ORG}}</w:t>
       </w:r>
@@ -38,26 +38,26 @@
           <w:rFonts w:ascii="標楷體" w:eastAsia="標楷體" w:cs="標楷體"/>
           <w:b/>
           <w:bCs/>
-          <w:sz w:val="28"/>
-          <w:szCs w:val="28"/>
+          <w:sz w:val="26"/>
+          <w:szCs w:val="26"/>
         </w:rPr>
-        <w:t xml:space="preserve"> ) </w:t>
+        <w:t xml:space="preserve">) </w:t>
       </w:r>
       <w:r>
         <w:rPr>
           <w:rFonts w:ascii="標楷體" w:eastAsia="標楷體" w:hAnsi="標楷體" w:cs="標楷體" w:hint="eastAsia"/>
           <w:b/>
           <w:bCs/>
-          <w:sz w:val="28"/>
-          <w:szCs w:val="28"/>
+          <w:sz w:val="26"/>
+          <w:szCs w:val="26"/>
         </w:rPr>
         <w:t xml:space="preserve">營建用提升機(CNS 13628) </w:t>
       </w:r>
       <w:r>
         <w:rPr>
           <w:rFonts w:ascii="標楷體" w:eastAsia="標楷體" w:hAnsi="標楷體" w:cs="標楷體" w:hint="eastAsia"/>
-          <w:sz w:val="28"/>
-          <w:szCs w:val="28"/>
+          <w:sz w:val="26"/>
+          <w:szCs w:val="26"/>
         </w:rPr>
         <w:t>{{CKBOXC}}</w:t>
       </w:r>
@@ -65,18 +65,18 @@
         <w:rPr>
           <w:rFonts w:ascii="標楷體" w:eastAsia="標楷體" w:hAnsi="標楷體" w:cs="標楷體" w:hint="eastAsia"/>
           <w:b/>
-          <w:sz w:val="28"/>
-          <w:szCs w:val="28"/>
+          <w:sz w:val="26"/>
+          <w:szCs w:val="26"/>
         </w:rPr>
-        <w:t xml:space="preserve">竣工       </w:t>
+        <w:t xml:space="preserve">竣工</w:t>
       </w:r>
       <w:r>
         <w:rPr>
           <w:rFonts w:ascii="標楷體" w:eastAsia="標楷體" w:hAnsi="標楷體" w:cs="標楷體" w:hint="eastAsia"/>
           <w:b/>
           <w:bCs/>
-          <w:sz w:val="28"/>
-          <w:szCs w:val="28"/>
+          <w:sz w:val="26"/>
+          <w:szCs w:val="26"/>
         </w:rPr>
         <w:t>檢查結果及會談紀錄</w:t>
       </w:r>

--- a/templates/W3-61-25A.docx
+++ b/templates/W3-61-25A.docx
@@ -21,7 +21,7 @@
           <w:sz w:val="26"/>
           <w:szCs w:val="26"/>
         </w:rPr>
-        <w:t xml:space="preserve">(</w:t>
+        <w:t xml:space="preserve"/>
       </w:r>
       <w:r>
         <w:rPr>
@@ -41,7 +41,7 @@
           <w:sz w:val="26"/>
           <w:szCs w:val="26"/>
         </w:rPr>
-        <w:t xml:space="preserve">) </w:t>
+        <w:t xml:space="preserve"> </w:t>
       </w:r>
       <w:r>
         <w:rPr>
